--- a/docs/answers/as-integrationbysubstitution.docx
+++ b/docs/answers/as-integrationbysubstitution.docx
@@ -52,7 +52,7 @@
         </w:rPr>
         <w:t xml:space="preserve"> </w:t>
       </w:r>
-      <w:hyperlink r:id="rId20">
+      <w:hyperlink r:id="rId9">
         <w:r>
           <w:rPr>
             <w:rStyle w:val="Hyperlink"/>
@@ -82,7 +82,7 @@
         <w:t xml:space="preserve">Please attempt the questions before reading these answers!</w:t>
       </w:r>
     </w:p>
-    <w:bookmarkStart w:id="25" w:name="answers"/>
+    <w:bookmarkStart w:id="14" w:name="answers"/>
     <w:p>
       <w:pPr>
         <w:pStyle w:val="Heading2"/>
@@ -91,7 +91,7 @@
         <w:t xml:space="preserve">Answers</w:t>
       </w:r>
     </w:p>
-    <w:bookmarkStart w:id="21" w:name="q1"/>
+    <w:bookmarkStart w:id="10" w:name="q1"/>
     <w:p>
       <w:pPr>
         <w:pStyle w:val="Heading3"/>
@@ -158,33 +158,35 @@
             </m:rPr>
             <m:t>∫</m:t>
           </m:r>
+          <m:r>
+            <m:rPr>
+              <m:sty m:val="p"/>
+            </m:rPr>
+            <m:t>(</m:t>
+          </m:r>
+          <m:r>
+            <m:t>a</m:t>
+          </m:r>
+          <m:r>
+            <m:t>x</m:t>
+          </m:r>
+          <m:r>
+            <m:rPr>
+              <m:sty m:val="p"/>
+            </m:rPr>
+            <m:t>+</m:t>
+          </m:r>
+          <m:r>
+            <m:t>b</m:t>
+          </m:r>
           <m:sSup>
             <m:e>
-              <m:d>
-                <m:dPr>
-                  <m:begChr m:val="("/>
-                  <m:sepChr m:val=""/>
-                  <m:endChr m:val=")"/>
-                  <m:grow/>
-                </m:dPr>
-                <m:e>
-                  <m:r>
-                    <m:t>a</m:t>
-                  </m:r>
-                  <m:r>
-                    <m:t>x</m:t>
-                  </m:r>
-                  <m:r>
-                    <m:rPr>
-                      <m:sty m:val="p"/>
-                    </m:rPr>
-                    <m:t>+</m:t>
-                  </m:r>
-                  <m:r>
-                    <m:t>b</m:t>
-                  </m:r>
-                </m:e>
-              </m:d>
+              <m:r>
+                <m:rPr>
+                  <m:sty m:val="p"/>
+                </m:rPr>
+                <m:t>)</m:t>
+              </m:r>
             </m:e>
             <m:sup>
               <m:r>
@@ -215,33 +217,35 @@
               <m:type m:val="bar"/>
             </m:fPr>
             <m:num>
+              <m:r>
+                <m:rPr>
+                  <m:sty m:val="p"/>
+                </m:rPr>
+                <m:t>(</m:t>
+              </m:r>
+              <m:r>
+                <m:t>a</m:t>
+              </m:r>
+              <m:r>
+                <m:t>x</m:t>
+              </m:r>
+              <m:r>
+                <m:rPr>
+                  <m:sty m:val="p"/>
+                </m:rPr>
+                <m:t>+</m:t>
+              </m:r>
+              <m:r>
+                <m:t>b</m:t>
+              </m:r>
               <m:sSup>
                 <m:e>
-                  <m:d>
-                    <m:dPr>
-                      <m:begChr m:val="("/>
-                      <m:sepChr m:val=""/>
-                      <m:endChr m:val=")"/>
-                      <m:grow/>
-                    </m:dPr>
-                    <m:e>
-                      <m:r>
-                        <m:t>a</m:t>
-                      </m:r>
-                      <m:r>
-                        <m:t>x</m:t>
-                      </m:r>
-                      <m:r>
-                        <m:rPr>
-                          <m:sty m:val="p"/>
-                        </m:rPr>
-                        <m:t>+</m:t>
-                      </m:r>
-                      <m:r>
-                        <m:t>b</m:t>
-                      </m:r>
-                    </m:e>
-                  </m:d>
+                  <m:r>
+                    <m:rPr>
+                      <m:sty m:val="p"/>
+                    </m:rPr>
+                    <m:t>)</m:t>
+                  </m:r>
                 </m:e>
                 <m:sup>
                   <m:r>
@@ -263,28 +267,30 @@
               <m:r>
                 <m:t>a</m:t>
               </m:r>
-              <m:d>
-                <m:dPr>
-                  <m:begChr m:val="("/>
-                  <m:sepChr m:val=""/>
-                  <m:endChr m:val=")"/>
-                  <m:grow/>
-                </m:dPr>
-                <m:e>
-                  <m:r>
-                    <m:t>n</m:t>
-                  </m:r>
-                  <m:r>
-                    <m:rPr>
-                      <m:sty m:val="p"/>
-                    </m:rPr>
-                    <m:t>+</m:t>
-                  </m:r>
-                  <m:r>
-                    <m:t>1</m:t>
-                  </m:r>
-                </m:e>
-              </m:d>
+              <m:r>
+                <m:rPr>
+                  <m:sty m:val="p"/>
+                </m:rPr>
+                <m:t>(</m:t>
+              </m:r>
+              <m:r>
+                <m:t>n</m:t>
+              </m:r>
+              <m:r>
+                <m:rPr>
+                  <m:sty m:val="p"/>
+                </m:rPr>
+                <m:t>+</m:t>
+              </m:r>
+              <m:r>
+                <m:t>1</m:t>
+              </m:r>
+              <m:r>
+                <m:rPr>
+                  <m:sty m:val="p"/>
+                </m:rPr>
+                <m:t>)</m:t>
+              </m:r>
             </m:den>
           </m:f>
           <m:r>
@@ -328,33 +334,35 @@
             </m:r>
           </m:den>
         </m:f>
+        <m:r>
+          <m:rPr>
+            <m:sty m:val="p"/>
+          </m:rPr>
+          <m:t>(</m:t>
+        </m:r>
+        <m:r>
+          <m:t>2</m:t>
+        </m:r>
+        <m:r>
+          <m:t>x</m:t>
+        </m:r>
+        <m:r>
+          <m:rPr>
+            <m:sty m:val="p"/>
+          </m:rPr>
+          <m:t>+</m:t>
+        </m:r>
+        <m:r>
+          <m:t>5</m:t>
+        </m:r>
         <m:sSup>
           <m:e>
-            <m:d>
-              <m:dPr>
-                <m:begChr m:val="("/>
-                <m:sepChr m:val=""/>
-                <m:endChr m:val=")"/>
-                <m:grow/>
-              </m:dPr>
-              <m:e>
-                <m:r>
-                  <m:t>2</m:t>
-                </m:r>
-                <m:r>
-                  <m:t>x</m:t>
-                </m:r>
-                <m:r>
-                  <m:rPr>
-                    <m:sty m:val="p"/>
-                  </m:rPr>
-                  <m:t>+</m:t>
-                </m:r>
-                <m:r>
-                  <m:t>5</m:t>
-                </m:r>
-              </m:e>
-            </m:d>
+            <m:r>
+              <m:rPr>
+                <m:sty m:val="p"/>
+              </m:rPr>
+              <m:t>)</m:t>
+            </m:r>
           </m:e>
           <m:sup>
             <m:r>
@@ -481,33 +489,35 @@
             </m:r>
           </m:den>
         </m:f>
+        <m:r>
+          <m:rPr>
+            <m:sty m:val="p"/>
+          </m:rPr>
+          <m:t>(</m:t>
+        </m:r>
+        <m:r>
+          <m:t>3</m:t>
+        </m:r>
+        <m:r>
+          <m:rPr>
+            <m:sty m:val="p"/>
+          </m:rPr>
+          <m:t>−</m:t>
+        </m:r>
+        <m:r>
+          <m:t>4</m:t>
+        </m:r>
+        <m:r>
+          <m:t>x</m:t>
+        </m:r>
         <m:sSup>
           <m:e>
-            <m:d>
-              <m:dPr>
-                <m:begChr m:val="("/>
-                <m:sepChr m:val=""/>
-                <m:endChr m:val=")"/>
-                <m:grow/>
-              </m:dPr>
-              <m:e>
-                <m:r>
-                  <m:t>3</m:t>
-                </m:r>
-                <m:r>
-                  <m:rPr>
-                    <m:sty m:val="p"/>
-                  </m:rPr>
-                  <m:t>−</m:t>
-                </m:r>
-                <m:r>
-                  <m:t>4</m:t>
-                </m:r>
-                <m:r>
-                  <m:t>x</m:t>
-                </m:r>
-              </m:e>
-            </m:d>
+            <m:r>
+              <m:rPr>
+                <m:sty m:val="p"/>
+              </m:rPr>
+              <m:t>)</m:t>
+            </m:r>
           </m:e>
           <m:sup>
             <m:r>
@@ -817,33 +827,35 @@
             </m:r>
           </m:den>
         </m:f>
+        <m:r>
+          <m:rPr>
+            <m:sty m:val="p"/>
+          </m:rPr>
+          <m:t>(</m:t>
+        </m:r>
+        <m:r>
+          <m:t>5</m:t>
+        </m:r>
+        <m:r>
+          <m:t>x</m:t>
+        </m:r>
+        <m:r>
+          <m:rPr>
+            <m:sty m:val="p"/>
+          </m:rPr>
+          <m:t>−</m:t>
+        </m:r>
+        <m:r>
+          <m:t>2</m:t>
+        </m:r>
         <m:sSup>
           <m:e>
-            <m:d>
-              <m:dPr>
-                <m:begChr m:val="("/>
-                <m:sepChr m:val=""/>
-                <m:endChr m:val=")"/>
-                <m:grow/>
-              </m:dPr>
-              <m:e>
-                <m:r>
-                  <m:t>5</m:t>
-                </m:r>
-                <m:r>
-                  <m:t>x</m:t>
-                </m:r>
-                <m:r>
-                  <m:rPr>
-                    <m:sty m:val="p"/>
-                  </m:rPr>
-                  <m:t>−</m:t>
-                </m:r>
-                <m:r>
-                  <m:t>2</m:t>
-                </m:r>
-              </m:e>
-            </m:d>
+            <m:r>
+              <m:rPr>
+                <m:sty m:val="p"/>
+              </m:rPr>
+              <m:t>)</m:t>
+            </m:r>
           </m:e>
           <m:sup>
             <m:r>
@@ -970,33 +982,35 @@
             </m:r>
           </m:den>
         </m:f>
+        <m:r>
+          <m:rPr>
+            <m:sty m:val="p"/>
+          </m:rPr>
+          <m:t>(</m:t>
+        </m:r>
+        <m:r>
+          <m:t>4</m:t>
+        </m:r>
+        <m:r>
+          <m:rPr>
+            <m:sty m:val="p"/>
+          </m:rPr>
+          <m:t>−</m:t>
+        </m:r>
+        <m:r>
+          <m:t>3</m:t>
+        </m:r>
+        <m:r>
+          <m:t>x</m:t>
+        </m:r>
         <m:sSup>
           <m:e>
-            <m:d>
-              <m:dPr>
-                <m:begChr m:val="("/>
-                <m:sepChr m:val=""/>
-                <m:endChr m:val=")"/>
-                <m:grow/>
-              </m:dPr>
-              <m:e>
-                <m:r>
-                  <m:t>4</m:t>
-                </m:r>
-                <m:r>
-                  <m:rPr>
-                    <m:sty m:val="p"/>
-                  </m:rPr>
-                  <m:t>−</m:t>
-                </m:r>
-                <m:r>
-                  <m:t>3</m:t>
-                </m:r>
-                <m:r>
-                  <m:t>x</m:t>
-                </m:r>
-              </m:e>
-            </m:d>
+            <m:r>
+              <m:rPr>
+                <m:sty m:val="p"/>
+              </m:rPr>
+              <m:t>)</m:t>
+            </m:r>
           </m:e>
           <m:sup>
             <m:r>
@@ -1135,33 +1149,35 @@
             </m:r>
           </m:den>
         </m:f>
+        <m:r>
+          <m:rPr>
+            <m:sty m:val="p"/>
+          </m:rPr>
+          <m:t>(</m:t>
+        </m:r>
+        <m:r>
+          <m:t>2</m:t>
+        </m:r>
+        <m:r>
+          <m:t>x</m:t>
+        </m:r>
+        <m:r>
+          <m:rPr>
+            <m:sty m:val="p"/>
+          </m:rPr>
+          <m:t>+</m:t>
+        </m:r>
+        <m:r>
+          <m:t>7</m:t>
+        </m:r>
         <m:sSup>
           <m:e>
-            <m:d>
-              <m:dPr>
-                <m:begChr m:val="("/>
-                <m:sepChr m:val=""/>
-                <m:endChr m:val=")"/>
-                <m:grow/>
-              </m:dPr>
-              <m:e>
-                <m:r>
-                  <m:t>2</m:t>
-                </m:r>
-                <m:r>
-                  <m:t>x</m:t>
-                </m:r>
-                <m:r>
-                  <m:rPr>
-                    <m:sty m:val="p"/>
-                  </m:rPr>
-                  <m:t>+</m:t>
-                </m:r>
-                <m:r>
-                  <m:t>7</m:t>
-                </m:r>
-              </m:e>
-            </m:d>
+            <m:r>
+              <m:rPr>
+                <m:sty m:val="p"/>
+              </m:rPr>
+              <m:t>)</m:t>
+            </m:r>
           </m:e>
           <m:sup>
             <m:r>
@@ -1468,33 +1484,35 @@
           </m:rPr>
           <m:t>−</m:t>
         </m:r>
+        <m:r>
+          <m:rPr>
+            <m:sty m:val="p"/>
+          </m:rPr>
+          <m:t>(</m:t>
+        </m:r>
+        <m:r>
+          <m:t>1</m:t>
+        </m:r>
+        <m:r>
+          <m:rPr>
+            <m:sty m:val="p"/>
+          </m:rPr>
+          <m:t>−</m:t>
+        </m:r>
+        <m:r>
+          <m:t>2</m:t>
+        </m:r>
+        <m:r>
+          <m:t>x</m:t>
+        </m:r>
         <m:sSup>
           <m:e>
-            <m:d>
-              <m:dPr>
-                <m:begChr m:val="("/>
-                <m:sepChr m:val=""/>
-                <m:endChr m:val=")"/>
-                <m:grow/>
-              </m:dPr>
-              <m:e>
-                <m:r>
-                  <m:t>1</m:t>
-                </m:r>
-                <m:r>
-                  <m:rPr>
-                    <m:sty m:val="p"/>
-                  </m:rPr>
-                  <m:t>−</m:t>
-                </m:r>
-                <m:r>
-                  <m:t>2</m:t>
-                </m:r>
-                <m:r>
-                  <m:t>x</m:t>
-                </m:r>
-              </m:e>
-            </m:d>
+            <m:r>
+              <m:rPr>
+                <m:sty m:val="p"/>
+              </m:rPr>
+              <m:t>)</m:t>
+            </m:r>
           </m:e>
           <m:sup>
             <m:r>
@@ -1636,33 +1654,35 @@
             </m:r>
           </m:den>
         </m:f>
+        <m:r>
+          <m:rPr>
+            <m:sty m:val="p"/>
+          </m:rPr>
+          <m:t>(</m:t>
+        </m:r>
+        <m:r>
+          <m:t>3</m:t>
+        </m:r>
+        <m:r>
+          <m:t>x</m:t>
+        </m:r>
+        <m:r>
+          <m:rPr>
+            <m:sty m:val="p"/>
+          </m:rPr>
+          <m:t>+</m:t>
+        </m:r>
+        <m:r>
+          <m:t>4</m:t>
+        </m:r>
         <m:sSup>
           <m:e>
-            <m:d>
-              <m:dPr>
-                <m:begChr m:val="("/>
-                <m:sepChr m:val=""/>
-                <m:endChr m:val=")"/>
-                <m:grow/>
-              </m:dPr>
-              <m:e>
-                <m:r>
-                  <m:t>3</m:t>
-                </m:r>
-                <m:r>
-                  <m:t>x</m:t>
-                </m:r>
-                <m:r>
-                  <m:rPr>
-                    <m:sty m:val="p"/>
-                  </m:rPr>
-                  <m:t>+</m:t>
-                </m:r>
-                <m:r>
-                  <m:t>4</m:t>
-                </m:r>
-              </m:e>
-            </m:d>
+            <m:r>
+              <m:rPr>
+                <m:sty m:val="p"/>
+              </m:rPr>
+              <m:t>)</m:t>
+            </m:r>
           </m:e>
           <m:sup>
             <m:r>
@@ -1804,33 +1824,35 @@
             </m:r>
           </m:den>
         </m:f>
+        <m:r>
+          <m:rPr>
+            <m:sty m:val="p"/>
+          </m:rPr>
+          <m:t>(</m:t>
+        </m:r>
+        <m:r>
+          <m:t>5</m:t>
+        </m:r>
+        <m:r>
+          <m:rPr>
+            <m:sty m:val="p"/>
+          </m:rPr>
+          <m:t>−</m:t>
+        </m:r>
+        <m:r>
+          <m:t>6</m:t>
+        </m:r>
+        <m:r>
+          <m:t>x</m:t>
+        </m:r>
         <m:sSup>
           <m:e>
-            <m:d>
-              <m:dPr>
-                <m:begChr m:val="("/>
-                <m:sepChr m:val=""/>
-                <m:endChr m:val=")"/>
-                <m:grow/>
-              </m:dPr>
-              <m:e>
-                <m:r>
-                  <m:t>5</m:t>
-                </m:r>
-                <m:r>
-                  <m:rPr>
-                    <m:sty m:val="p"/>
-                  </m:rPr>
-                  <m:t>−</m:t>
-                </m:r>
-                <m:r>
-                  <m:t>6</m:t>
-                </m:r>
-                <m:r>
-                  <m:t>x</m:t>
-                </m:r>
-              </m:e>
-            </m:d>
+            <m:r>
+              <m:rPr>
+                <m:sty m:val="p"/>
+              </m:rPr>
+              <m:t>)</m:t>
+            </m:r>
           </m:e>
           <m:sup>
             <m:r>
@@ -1937,8 +1959,8 @@
         <w:t xml:space="preserve">.</w:t>
       </w:r>
     </w:p>
-    <w:bookmarkEnd w:id="21"/>
-    <w:bookmarkStart w:id="22" w:name="q2"/>
+    <w:bookmarkEnd w:id="10"/>
+    <w:bookmarkStart w:id="11" w:name="q2"/>
     <w:p>
       <w:pPr>
         <w:pStyle w:val="Heading3"/>
@@ -1999,267 +2021,253 @@
           <m:jc m:val="center"/>
         </m:oMathParaPr>
         <m:oMath>
-          <m:m>
-            <m:mPr>
-              <m:baseJc m:val="center"/>
-              <m:plcHide m:val="on"/>
-              <m:mcs>
-                <m:mc>
-                  <m:mcPr>
-                    <m:mcJc m:val="right"/>
-                    <m:count m:val="1"/>
-                  </m:mcPr>
-                </m:mc>
-                <m:mc>
-                  <m:mcPr>
-                    <m:mcJc m:val="left"/>
-                    <m:count m:val="1"/>
-                  </m:mcPr>
-                </m:mc>
-              </m:mcs>
-            </m:mPr>
-            <m:mr>
-              <m:e>
-                <m:r>
-                  <m:rPr>
-                    <m:sty m:val="p"/>
-                  </m:rPr>
-                  <m:t>∫</m:t>
-                </m:r>
-                <m:r>
-                  <m:rPr>
-                    <m:sty m:val="p"/>
-                  </m:rPr>
-                  <m:t>sin</m:t>
-                </m:r>
-                <m:d>
-                  <m:dPr>
-                    <m:begChr m:val="("/>
-                    <m:sepChr m:val=""/>
-                    <m:endChr m:val=")"/>
-                    <m:grow/>
-                  </m:dPr>
-                  <m:e>
-                    <m:r>
-                      <m:t>a</m:t>
-                    </m:r>
-                    <m:r>
-                      <m:t>x</m:t>
-                    </m:r>
-                    <m:r>
-                      <m:rPr>
-                        <m:sty m:val="p"/>
-                      </m:rPr>
-                      <m:t>+</m:t>
-                    </m:r>
-                    <m:r>
-                      <m:t>b</m:t>
-                    </m:r>
-                  </m:e>
-                </m:d>
-                <m:r>
-                  <m:t> </m:t>
-                </m:r>
-                <m:r>
-                  <m:rPr>
-                    <m:sty m:val="p"/>
-                  </m:rPr>
-                  <m:t>d</m:t>
-                </m:r>
-                <m:r>
-                  <m:t>x</m:t>
-                </m:r>
-              </m:e>
-              <m:e>
-                <m:r>
-                  <m:rPr>
-                    <m:sty m:val="p"/>
-                  </m:rPr>
-                  <m:t>=</m:t>
-                </m:r>
-                <m:r>
-                  <m:rPr>
-                    <m:sty m:val="p"/>
-                  </m:rPr>
-                  <m:t>−</m:t>
-                </m:r>
-                <m:f>
-                  <m:fPr>
-                    <m:type m:val="bar"/>
-                  </m:fPr>
-                  <m:num>
-                    <m:r>
-                      <m:t>1</m:t>
-                    </m:r>
-                  </m:num>
-                  <m:den>
-                    <m:r>
-                      <m:t>a</m:t>
-                    </m:r>
-                  </m:den>
-                </m:f>
-                <m:r>
-                  <m:rPr>
-                    <m:sty m:val="p"/>
-                  </m:rPr>
-                  <m:t>cos</m:t>
-                </m:r>
-                <m:d>
-                  <m:dPr>
-                    <m:begChr m:val="("/>
-                    <m:sepChr m:val=""/>
-                    <m:endChr m:val=")"/>
-                    <m:grow/>
-                  </m:dPr>
-                  <m:e>
-                    <m:r>
-                      <m:t>a</m:t>
-                    </m:r>
-                    <m:r>
-                      <m:t>x</m:t>
-                    </m:r>
-                    <m:r>
-                      <m:rPr>
-                        <m:sty m:val="p"/>
-                      </m:rPr>
-                      <m:t>+</m:t>
-                    </m:r>
-                    <m:r>
-                      <m:t>b</m:t>
-                    </m:r>
-                  </m:e>
-                </m:d>
-                <m:r>
-                  <m:rPr>
-                    <m:sty m:val="p"/>
-                  </m:rPr>
-                  <m:t>+</m:t>
-                </m:r>
-                <m:r>
-                  <m:t>C</m:t>
-                </m:r>
-              </m:e>
-            </m:mr>
-            <m:mr>
-              <m:e>
-                <m:r>
-                  <m:rPr>
-                    <m:sty m:val="p"/>
-                  </m:rPr>
-                  <m:t>∫</m:t>
-                </m:r>
-                <m:r>
-                  <m:rPr>
-                    <m:sty m:val="p"/>
-                  </m:rPr>
-                  <m:t>cos</m:t>
-                </m:r>
-                <m:d>
-                  <m:dPr>
-                    <m:begChr m:val="("/>
-                    <m:sepChr m:val=""/>
-                    <m:endChr m:val=")"/>
-                    <m:grow/>
-                  </m:dPr>
-                  <m:e>
-                    <m:r>
-                      <m:t>a</m:t>
-                    </m:r>
-                    <m:r>
-                      <m:t>x</m:t>
-                    </m:r>
-                    <m:r>
-                      <m:rPr>
-                        <m:sty m:val="p"/>
-                      </m:rPr>
-                      <m:t>+</m:t>
-                    </m:r>
-                    <m:r>
-                      <m:t>b</m:t>
-                    </m:r>
-                  </m:e>
-                </m:d>
-                <m:r>
-                  <m:t> </m:t>
-                </m:r>
-                <m:r>
-                  <m:rPr>
-                    <m:sty m:val="p"/>
-                  </m:rPr>
-                  <m:t>d</m:t>
-                </m:r>
-                <m:r>
-                  <m:t>x</m:t>
-                </m:r>
-              </m:e>
-              <m:e>
-                <m:r>
-                  <m:rPr>
-                    <m:sty m:val="p"/>
-                  </m:rPr>
-                  <m:t>=</m:t>
-                </m:r>
-                <m:f>
-                  <m:fPr>
-                    <m:type m:val="bar"/>
-                  </m:fPr>
-                  <m:num>
-                    <m:r>
-                      <m:t>1</m:t>
-                    </m:r>
-                  </m:num>
-                  <m:den>
-                    <m:r>
-                      <m:t>a</m:t>
-                    </m:r>
-                  </m:den>
-                </m:f>
-                <m:r>
-                  <m:rPr>
-                    <m:sty m:val="p"/>
-                  </m:rPr>
-                  <m:t>sin</m:t>
-                </m:r>
-                <m:d>
-                  <m:dPr>
-                    <m:begChr m:val="("/>
-                    <m:sepChr m:val=""/>
-                    <m:endChr m:val=")"/>
-                    <m:grow/>
-                  </m:dPr>
-                  <m:e>
-                    <m:r>
-                      <m:t>a</m:t>
-                    </m:r>
-                    <m:r>
-                      <m:t>x</m:t>
-                    </m:r>
-                    <m:r>
-                      <m:rPr>
-                        <m:sty m:val="p"/>
-                      </m:rPr>
-                      <m:t>+</m:t>
-                    </m:r>
-                    <m:r>
-                      <m:t>b</m:t>
-                    </m:r>
-                  </m:e>
-                </m:d>
-                <m:r>
-                  <m:rPr>
-                    <m:sty m:val="p"/>
-                  </m:rPr>
-                  <m:t>+</m:t>
-                </m:r>
-                <m:r>
-                  <m:t>C</m:t>
-                </m:r>
-              </m:e>
-            </m:mr>
-            <m:mr>
-              <m:e/>
-            </m:mr>
-          </m:m>
+          <m:eqArr>
+            <m:e>
+              <m:r>
+                <m:rPr>
+                  <m:sty m:val="p"/>
+                </m:rPr>
+                <m:t>∫</m:t>
+              </m:r>
+              <m:r>
+                <m:rPr>
+                  <m:sty m:val="p"/>
+                </m:rPr>
+                <m:t>sin</m:t>
+              </m:r>
+              <m:r>
+                <m:rPr>
+                  <m:sty m:val="p"/>
+                </m:rPr>
+                <m:t>(</m:t>
+              </m:r>
+              <m:r>
+                <m:t>a</m:t>
+              </m:r>
+              <m:r>
+                <m:t>x</m:t>
+              </m:r>
+              <m:r>
+                <m:rPr>
+                  <m:sty m:val="p"/>
+                </m:rPr>
+                <m:t>+</m:t>
+              </m:r>
+              <m:r>
+                <m:t>b</m:t>
+              </m:r>
+              <m:r>
+                <m:rPr>
+                  <m:sty m:val="p"/>
+                </m:rPr>
+                <m:t>)</m:t>
+              </m:r>
+              <m:r>
+                <m:t> </m:t>
+              </m:r>
+              <m:r>
+                <m:rPr>
+                  <m:sty m:val="p"/>
+                </m:rPr>
+                <m:t>d</m:t>
+              </m:r>
+              <m:r>
+                <m:t>x</m:t>
+              </m:r>
+              <m:r>
+                <m:t>&amp;</m:t>
+              </m:r>
+              <m:r>
+                <m:rPr>
+                  <m:sty m:val="p"/>
+                </m:rPr>
+                <m:t>=</m:t>
+              </m:r>
+              <m:r>
+                <m:rPr>
+                  <m:sty m:val="p"/>
+                </m:rPr>
+                <m:t>−</m:t>
+              </m:r>
+              <m:f>
+                <m:fPr>
+                  <m:type m:val="bar"/>
+                </m:fPr>
+                <m:num>
+                  <m:r>
+                    <m:t>1</m:t>
+                  </m:r>
+                </m:num>
+                <m:den>
+                  <m:r>
+                    <m:t>a</m:t>
+                  </m:r>
+                </m:den>
+              </m:f>
+              <m:r>
+                <m:rPr>
+                  <m:sty m:val="p"/>
+                </m:rPr>
+                <m:t>cos</m:t>
+              </m:r>
+              <m:r>
+                <m:rPr>
+                  <m:sty m:val="p"/>
+                </m:rPr>
+                <m:t>(</m:t>
+              </m:r>
+              <m:r>
+                <m:t>a</m:t>
+              </m:r>
+              <m:r>
+                <m:t>x</m:t>
+              </m:r>
+              <m:r>
+                <m:rPr>
+                  <m:sty m:val="p"/>
+                </m:rPr>
+                <m:t>+</m:t>
+              </m:r>
+              <m:r>
+                <m:t>b</m:t>
+              </m:r>
+              <m:r>
+                <m:rPr>
+                  <m:sty m:val="p"/>
+                </m:rPr>
+                <m:t>)</m:t>
+              </m:r>
+              <m:r>
+                <m:rPr>
+                  <m:sty m:val="p"/>
+                </m:rPr>
+                <m:t>+</m:t>
+              </m:r>
+              <m:r>
+                <m:t>C</m:t>
+              </m:r>
+            </m:e>
+            <m:e>
+              <m:r>
+                <m:rPr>
+                  <m:sty m:val="p"/>
+                </m:rPr>
+                <m:t>∫</m:t>
+              </m:r>
+              <m:r>
+                <m:rPr>
+                  <m:sty m:val="p"/>
+                </m:rPr>
+                <m:t>cos</m:t>
+              </m:r>
+              <m:r>
+                <m:rPr>
+                  <m:sty m:val="p"/>
+                </m:rPr>
+                <m:t>(</m:t>
+              </m:r>
+              <m:r>
+                <m:t>a</m:t>
+              </m:r>
+              <m:r>
+                <m:t>x</m:t>
+              </m:r>
+              <m:r>
+                <m:rPr>
+                  <m:sty m:val="p"/>
+                </m:rPr>
+                <m:t>+</m:t>
+              </m:r>
+              <m:r>
+                <m:t>b</m:t>
+              </m:r>
+              <m:r>
+                <m:rPr>
+                  <m:sty m:val="p"/>
+                </m:rPr>
+                <m:t>)</m:t>
+              </m:r>
+              <m:r>
+                <m:t> </m:t>
+              </m:r>
+              <m:r>
+                <m:rPr>
+                  <m:sty m:val="p"/>
+                </m:rPr>
+                <m:t>d</m:t>
+              </m:r>
+              <m:r>
+                <m:t>x</m:t>
+              </m:r>
+              <m:r>
+                <m:t>&amp;</m:t>
+              </m:r>
+              <m:r>
+                <m:rPr>
+                  <m:sty m:val="p"/>
+                </m:rPr>
+                <m:t>=</m:t>
+              </m:r>
+              <m:f>
+                <m:fPr>
+                  <m:type m:val="bar"/>
+                </m:fPr>
+                <m:num>
+                  <m:r>
+                    <m:t>1</m:t>
+                  </m:r>
+                </m:num>
+                <m:den>
+                  <m:r>
+                    <m:t>a</m:t>
+                  </m:r>
+                </m:den>
+              </m:f>
+              <m:r>
+                <m:rPr>
+                  <m:sty m:val="p"/>
+                </m:rPr>
+                <m:t>sin</m:t>
+              </m:r>
+              <m:r>
+                <m:rPr>
+                  <m:sty m:val="p"/>
+                </m:rPr>
+                <m:t>(</m:t>
+              </m:r>
+              <m:r>
+                <m:t>a</m:t>
+              </m:r>
+              <m:r>
+                <m:t>x</m:t>
+              </m:r>
+              <m:r>
+                <m:rPr>
+                  <m:sty m:val="p"/>
+                </m:rPr>
+                <m:t>+</m:t>
+              </m:r>
+              <m:r>
+                <m:t>b</m:t>
+              </m:r>
+              <m:r>
+                <m:rPr>
+                  <m:sty m:val="p"/>
+                </m:rPr>
+                <m:t>)</m:t>
+              </m:r>
+              <m:r>
+                <m:rPr>
+                  <m:sty m:val="p"/>
+                </m:rPr>
+                <m:t>+</m:t>
+              </m:r>
+              <m:r>
+                <m:t>C</m:t>
+              </m:r>
+            </m:e>
+            <m:e/>
+          </m:eqArr>
         </m:oMath>
       </m:oMathPara>
     </w:p>
@@ -3826,8 +3834,8 @@
         <w:t xml:space="preserve">.</w:t>
       </w:r>
     </w:p>
-    <w:bookmarkEnd w:id="22"/>
-    <w:bookmarkStart w:id="23" w:name="q3"/>
+    <w:bookmarkEnd w:id="11"/>
+    <w:bookmarkStart w:id="12" w:name="q3"/>
     <w:p>
       <w:pPr>
         <w:pStyle w:val="Heading3"/>
@@ -3888,249 +3896,229 @@
           <m:jc m:val="center"/>
         </m:oMathParaPr>
         <m:oMath>
-          <m:m>
-            <m:mPr>
-              <m:baseJc m:val="center"/>
-              <m:plcHide m:val="on"/>
-              <m:mcs>
-                <m:mc>
-                  <m:mcPr>
-                    <m:mcJc m:val="right"/>
-                    <m:count m:val="1"/>
-                  </m:mcPr>
-                </m:mc>
-                <m:mc>
-                  <m:mcPr>
-                    <m:mcJc m:val="left"/>
-                    <m:count m:val="1"/>
-                  </m:mcPr>
-                </m:mc>
-              </m:mcs>
-            </m:mPr>
-            <m:mr>
-              <m:e>
-                <m:r>
-                  <m:rPr>
-                    <m:sty m:val="p"/>
-                  </m:rPr>
-                  <m:t>∫</m:t>
-                </m:r>
-                <m:sSup>
-                  <m:e>
-                    <m:r>
-                      <m:rPr>
-                        <m:sty m:val="p"/>
-                      </m:rPr>
-                      <m:t>e</m:t>
-                    </m:r>
-                  </m:e>
-                  <m:sup>
-                    <m:r>
-                      <m:t>a</m:t>
-                    </m:r>
-                    <m:r>
-                      <m:t>x</m:t>
-                    </m:r>
-                    <m:r>
-                      <m:rPr>
-                        <m:sty m:val="p"/>
-                      </m:rPr>
-                      <m:t>+</m:t>
-                    </m:r>
-                    <m:r>
-                      <m:t>b</m:t>
-                    </m:r>
-                  </m:sup>
-                </m:sSup>
-                <m:r>
-                  <m:t> </m:t>
-                </m:r>
-                <m:r>
-                  <m:rPr>
-                    <m:sty m:val="p"/>
-                  </m:rPr>
-                  <m:t>d</m:t>
-                </m:r>
-                <m:r>
-                  <m:t>x</m:t>
-                </m:r>
-              </m:e>
-              <m:e>
-                <m:r>
-                  <m:rPr>
-                    <m:sty m:val="p"/>
-                  </m:rPr>
-                  <m:t>=</m:t>
-                </m:r>
-                <m:f>
-                  <m:fPr>
-                    <m:type m:val="bar"/>
-                  </m:fPr>
-                  <m:num>
-                    <m:r>
-                      <m:t>1</m:t>
-                    </m:r>
-                  </m:num>
-                  <m:den>
-                    <m:r>
-                      <m:t>a</m:t>
-                    </m:r>
-                  </m:den>
-                </m:f>
-                <m:sSup>
-                  <m:e>
-                    <m:r>
-                      <m:rPr>
-                        <m:sty m:val="p"/>
-                      </m:rPr>
-                      <m:t>e</m:t>
-                    </m:r>
-                  </m:e>
-                  <m:sup>
-                    <m:r>
-                      <m:t>a</m:t>
-                    </m:r>
-                    <m:r>
-                      <m:t>x</m:t>
-                    </m:r>
-                    <m:r>
-                      <m:rPr>
-                        <m:sty m:val="p"/>
-                      </m:rPr>
-                      <m:t>+</m:t>
-                    </m:r>
-                    <m:r>
-                      <m:t>b</m:t>
-                    </m:r>
-                  </m:sup>
-                </m:sSup>
-                <m:r>
-                  <m:rPr>
-                    <m:sty m:val="p"/>
-                  </m:rPr>
-                  <m:t>+</m:t>
-                </m:r>
-                <m:r>
-                  <m:t>C</m:t>
-                </m:r>
-              </m:e>
-            </m:mr>
-            <m:mr>
-              <m:e>
-                <m:r>
-                  <m:rPr>
-                    <m:sty m:val="p"/>
-                  </m:rPr>
-                  <m:t>∫</m:t>
-                </m:r>
-                <m:f>
-                  <m:fPr>
-                    <m:type m:val="bar"/>
-                  </m:fPr>
-                  <m:num>
-                    <m:r>
-                      <m:t>1</m:t>
-                    </m:r>
-                  </m:num>
-                  <m:den>
-                    <m:r>
-                      <m:t>a</m:t>
-                    </m:r>
-                    <m:r>
-                      <m:t>x</m:t>
-                    </m:r>
-                    <m:r>
-                      <m:rPr>
-                        <m:sty m:val="p"/>
-                      </m:rPr>
-                      <m:t>+</m:t>
-                    </m:r>
-                    <m:r>
-                      <m:t>b</m:t>
-                    </m:r>
-                  </m:den>
-                </m:f>
-                <m:r>
-                  <m:t> </m:t>
-                </m:r>
-                <m:r>
-                  <m:rPr>
-                    <m:sty m:val="p"/>
-                  </m:rPr>
-                  <m:t>d</m:t>
-                </m:r>
-                <m:r>
-                  <m:t>x</m:t>
-                </m:r>
-              </m:e>
-              <m:e>
-                <m:r>
-                  <m:rPr>
-                    <m:sty m:val="p"/>
-                  </m:rPr>
-                  <m:t>=</m:t>
-                </m:r>
-                <m:f>
-                  <m:fPr>
-                    <m:type m:val="bar"/>
-                  </m:fPr>
-                  <m:num>
-                    <m:r>
-                      <m:t>1</m:t>
-                    </m:r>
-                  </m:num>
-                  <m:den>
-                    <m:r>
-                      <m:t>a</m:t>
-                    </m:r>
-                  </m:den>
-                </m:f>
-                <m:r>
-                  <m:rPr>
-                    <m:sty m:val="p"/>
-                  </m:rPr>
-                  <m:t>ln</m:t>
-                </m:r>
-                <m:d>
-                  <m:dPr>
-                    <m:begChr m:val="|"/>
-                    <m:sepChr m:val=""/>
-                    <m:endChr m:val="|"/>
-                    <m:grow/>
-                  </m:dPr>
-                  <m:e>
-                    <m:r>
-                      <m:t>a</m:t>
-                    </m:r>
-                    <m:r>
-                      <m:t>x</m:t>
-                    </m:r>
-                    <m:r>
-                      <m:rPr>
-                        <m:sty m:val="p"/>
-                      </m:rPr>
-                      <m:t>+</m:t>
-                    </m:r>
-                    <m:r>
-                      <m:t>b</m:t>
-                    </m:r>
-                  </m:e>
-                </m:d>
-                <m:r>
-                  <m:rPr>
-                    <m:sty m:val="p"/>
-                  </m:rPr>
-                  <m:t>+</m:t>
-                </m:r>
-                <m:r>
-                  <m:t>C</m:t>
-                </m:r>
-              </m:e>
-            </m:mr>
-            <m:mr>
-              <m:e/>
-            </m:mr>
-          </m:m>
+          <m:eqArr>
+            <m:e>
+              <m:r>
+                <m:rPr>
+                  <m:sty m:val="p"/>
+                </m:rPr>
+                <m:t>∫</m:t>
+              </m:r>
+              <m:sSup>
+                <m:e>
+                  <m:r>
+                    <m:rPr>
+                      <m:sty m:val="p"/>
+                    </m:rPr>
+                    <m:t>e</m:t>
+                  </m:r>
+                </m:e>
+                <m:sup>
+                  <m:r>
+                    <m:t>a</m:t>
+                  </m:r>
+                  <m:r>
+                    <m:t>x</m:t>
+                  </m:r>
+                  <m:r>
+                    <m:rPr>
+                      <m:sty m:val="p"/>
+                    </m:rPr>
+                    <m:t>+</m:t>
+                  </m:r>
+                  <m:r>
+                    <m:t>b</m:t>
+                  </m:r>
+                </m:sup>
+              </m:sSup>
+              <m:r>
+                <m:t> </m:t>
+              </m:r>
+              <m:r>
+                <m:rPr>
+                  <m:sty m:val="p"/>
+                </m:rPr>
+                <m:t>d</m:t>
+              </m:r>
+              <m:r>
+                <m:t>x</m:t>
+              </m:r>
+              <m:r>
+                <m:t>&amp;</m:t>
+              </m:r>
+              <m:r>
+                <m:rPr>
+                  <m:sty m:val="p"/>
+                </m:rPr>
+                <m:t>=</m:t>
+              </m:r>
+              <m:f>
+                <m:fPr>
+                  <m:type m:val="bar"/>
+                </m:fPr>
+                <m:num>
+                  <m:r>
+                    <m:t>1</m:t>
+                  </m:r>
+                </m:num>
+                <m:den>
+                  <m:r>
+                    <m:t>a</m:t>
+                  </m:r>
+                </m:den>
+              </m:f>
+              <m:sSup>
+                <m:e>
+                  <m:r>
+                    <m:rPr>
+                      <m:sty m:val="p"/>
+                    </m:rPr>
+                    <m:t>e</m:t>
+                  </m:r>
+                </m:e>
+                <m:sup>
+                  <m:r>
+                    <m:t>a</m:t>
+                  </m:r>
+                  <m:r>
+                    <m:t>x</m:t>
+                  </m:r>
+                  <m:r>
+                    <m:rPr>
+                      <m:sty m:val="p"/>
+                    </m:rPr>
+                    <m:t>+</m:t>
+                  </m:r>
+                  <m:r>
+                    <m:t>b</m:t>
+                  </m:r>
+                </m:sup>
+              </m:sSup>
+              <m:r>
+                <m:rPr>
+                  <m:sty m:val="p"/>
+                </m:rPr>
+                <m:t>+</m:t>
+              </m:r>
+              <m:r>
+                <m:t>C</m:t>
+              </m:r>
+            </m:e>
+            <m:e>
+              <m:r>
+                <m:rPr>
+                  <m:sty m:val="p"/>
+                </m:rPr>
+                <m:t>∫</m:t>
+              </m:r>
+              <m:f>
+                <m:fPr>
+                  <m:type m:val="bar"/>
+                </m:fPr>
+                <m:num>
+                  <m:r>
+                    <m:t>1</m:t>
+                  </m:r>
+                </m:num>
+                <m:den>
+                  <m:r>
+                    <m:t>a</m:t>
+                  </m:r>
+                  <m:r>
+                    <m:t>x</m:t>
+                  </m:r>
+                  <m:r>
+                    <m:rPr>
+                      <m:sty m:val="p"/>
+                    </m:rPr>
+                    <m:t>+</m:t>
+                  </m:r>
+                  <m:r>
+                    <m:t>b</m:t>
+                  </m:r>
+                </m:den>
+              </m:f>
+              <m:r>
+                <m:t> </m:t>
+              </m:r>
+              <m:r>
+                <m:rPr>
+                  <m:sty m:val="p"/>
+                </m:rPr>
+                <m:t>d</m:t>
+              </m:r>
+              <m:r>
+                <m:t>x</m:t>
+              </m:r>
+              <m:r>
+                <m:t>&amp;</m:t>
+              </m:r>
+              <m:r>
+                <m:rPr>
+                  <m:sty m:val="p"/>
+                </m:rPr>
+                <m:t>=</m:t>
+              </m:r>
+              <m:f>
+                <m:fPr>
+                  <m:type m:val="bar"/>
+                </m:fPr>
+                <m:num>
+                  <m:r>
+                    <m:t>1</m:t>
+                  </m:r>
+                </m:num>
+                <m:den>
+                  <m:r>
+                    <m:t>a</m:t>
+                  </m:r>
+                </m:den>
+              </m:f>
+              <m:r>
+                <m:rPr>
+                  <m:sty m:val="p"/>
+                </m:rPr>
+                <m:t>ln</m:t>
+              </m:r>
+              <m:r>
+                <m:rPr>
+                  <m:sty m:val="p"/>
+                </m:rPr>
+                <m:t>|</m:t>
+              </m:r>
+              <m:r>
+                <m:t>a</m:t>
+              </m:r>
+              <m:r>
+                <m:t>x</m:t>
+              </m:r>
+              <m:r>
+                <m:rPr>
+                  <m:sty m:val="p"/>
+                </m:rPr>
+                <m:t>+</m:t>
+              </m:r>
+              <m:r>
+                <m:t>b</m:t>
+              </m:r>
+              <m:r>
+                <m:rPr>
+                  <m:sty m:val="p"/>
+                </m:rPr>
+                <m:t>|</m:t>
+              </m:r>
+              <m:r>
+                <m:rPr>
+                  <m:sty m:val="p"/>
+                </m:rPr>
+                <m:t>+</m:t>
+              </m:r>
+              <m:r>
+                <m:t>C</m:t>
+              </m:r>
+            </m:e>
+            <m:e/>
+          </m:eqArr>
         </m:oMath>
       </m:oMathPara>
     </w:p>
@@ -4486,82 +4474,12 @@
             <m:r>
               <m:t>3</m:t>
             </m:r>
-            <m:d>
-              <m:dPr>
-                <m:begChr m:val="("/>
-                <m:sepChr m:val=""/>
-                <m:endChr m:val=")"/>
-                <m:grow/>
-              </m:dPr>
-              <m:e>
-                <m:r>
-                  <m:t>x</m:t>
-                </m:r>
-                <m:r>
-                  <m:rPr>
-                    <m:sty m:val="p"/>
-                  </m:rPr>
-                  <m:t>−</m:t>
-                </m:r>
-                <m:r>
-                  <m:t>2</m:t>
-                </m:r>
-              </m:e>
-            </m:d>
-          </m:sup>
-        </m:sSup>
-        <m:r>
-          <m:rPr>
-            <m:sty m:val="p"/>
-          </m:rPr>
-          <m:t>+</m:t>
-        </m:r>
-        <m:r>
-          <m:t>C</m:t>
-        </m:r>
-        <m:r>
-          <m:t> </m:t>
-        </m:r>
-      </m:oMath>
-      <w:r>
-        <w:t xml:space="preserve"> </w:t>
-      </w:r>
-      <w:r>
-        <w:t xml:space="preserve">using the substitution</w:t>
-      </w:r>
-      <w:r>
-        <w:t xml:space="preserve"> </w:t>
-      </w:r>
-      <m:oMath>
-        <m:r>
-          <m:t> </m:t>
-        </m:r>
-        <m:r>
-          <m:t>u</m:t>
-        </m:r>
-        <m:r>
-          <m:rPr>
-            <m:sty m:val="p"/>
-          </m:rPr>
-          <m:t>=</m:t>
-        </m:r>
-        <m:r>
-          <m:rPr>
-            <m:sty m:val="p"/>
-          </m:rPr>
-          <m:t>−</m:t>
-        </m:r>
-        <m:r>
-          <m:t>3</m:t>
-        </m:r>
-        <m:d>
-          <m:dPr>
-            <m:begChr m:val="("/>
-            <m:sepChr m:val=""/>
-            <m:endChr m:val=")"/>
-            <m:grow/>
-          </m:dPr>
-          <m:e>
+            <m:r>
+              <m:rPr>
+                <m:sty m:val="p"/>
+              </m:rPr>
+              <m:t>(</m:t>
+            </m:r>
             <m:r>
               <m:t>x</m:t>
             </m:r>
@@ -4574,8 +4492,82 @@
             <m:r>
               <m:t>2</m:t>
             </m:r>
-          </m:e>
-        </m:d>
+            <m:r>
+              <m:rPr>
+                <m:sty m:val="p"/>
+              </m:rPr>
+              <m:t>)</m:t>
+            </m:r>
+          </m:sup>
+        </m:sSup>
+        <m:r>
+          <m:rPr>
+            <m:sty m:val="p"/>
+          </m:rPr>
+          <m:t>+</m:t>
+        </m:r>
+        <m:r>
+          <m:t>C</m:t>
+        </m:r>
+        <m:r>
+          <m:t> </m:t>
+        </m:r>
+      </m:oMath>
+      <w:r>
+        <w:t xml:space="preserve"> </w:t>
+      </w:r>
+      <w:r>
+        <w:t xml:space="preserve">using the substitution</w:t>
+      </w:r>
+      <w:r>
+        <w:t xml:space="preserve"> </w:t>
+      </w:r>
+      <m:oMath>
+        <m:r>
+          <m:t> </m:t>
+        </m:r>
+        <m:r>
+          <m:t>u</m:t>
+        </m:r>
+        <m:r>
+          <m:rPr>
+            <m:sty m:val="p"/>
+          </m:rPr>
+          <m:t>=</m:t>
+        </m:r>
+        <m:r>
+          <m:rPr>
+            <m:sty m:val="p"/>
+          </m:rPr>
+          <m:t>−</m:t>
+        </m:r>
+        <m:r>
+          <m:t>3</m:t>
+        </m:r>
+        <m:r>
+          <m:rPr>
+            <m:sty m:val="p"/>
+          </m:rPr>
+          <m:t>(</m:t>
+        </m:r>
+        <m:r>
+          <m:t>x</m:t>
+        </m:r>
+        <m:r>
+          <m:rPr>
+            <m:sty m:val="p"/>
+          </m:rPr>
+          <m:t>−</m:t>
+        </m:r>
+        <m:r>
+          <m:t>2</m:t>
+        </m:r>
+        <m:r>
+          <m:rPr>
+            <m:sty m:val="p"/>
+          </m:rPr>
+          <m:t>)</m:t>
+        </m:r>
         <m:r>
           <m:t> </m:t>
         </m:r>
@@ -4801,31 +4793,33 @@
           </m:rPr>
           <m:t>ln</m:t>
         </m:r>
-        <m:d>
-          <m:dPr>
-            <m:begChr m:val="|"/>
-            <m:sepChr m:val=""/>
-            <m:endChr m:val="|"/>
-            <m:grow/>
-          </m:dPr>
-          <m:e>
-            <m:r>
-              <m:t>3</m:t>
-            </m:r>
-            <m:r>
-              <m:t>x</m:t>
-            </m:r>
-            <m:r>
-              <m:rPr>
-                <m:sty m:val="p"/>
-              </m:rPr>
-              <m:t>−</m:t>
-            </m:r>
-            <m:r>
-              <m:t>7</m:t>
-            </m:r>
-          </m:e>
-        </m:d>
+        <m:r>
+          <m:rPr>
+            <m:sty m:val="p"/>
+          </m:rPr>
+          <m:t>|</m:t>
+        </m:r>
+        <m:r>
+          <m:t>3</m:t>
+        </m:r>
+        <m:r>
+          <m:t>x</m:t>
+        </m:r>
+        <m:r>
+          <m:rPr>
+            <m:sty m:val="p"/>
+          </m:rPr>
+          <m:t>−</m:t>
+        </m:r>
+        <m:r>
+          <m:t>7</m:t>
+        </m:r>
+        <m:r>
+          <m:rPr>
+            <m:sty m:val="p"/>
+          </m:rPr>
+          <m:t>|</m:t>
+        </m:r>
         <m:r>
           <m:rPr>
             <m:sty m:val="p"/>
@@ -4939,31 +4933,33 @@
           </m:rPr>
           <m:t>ln</m:t>
         </m:r>
-        <m:d>
-          <m:dPr>
-            <m:begChr m:val="|"/>
-            <m:sepChr m:val=""/>
-            <m:endChr m:val="|"/>
-            <m:grow/>
-          </m:dPr>
-          <m:e>
-            <m:r>
-              <m:t>5</m:t>
-            </m:r>
-            <m:r>
-              <m:rPr>
-                <m:sty m:val="p"/>
-              </m:rPr>
-              <m:t>−</m:t>
-            </m:r>
-            <m:r>
-              <m:t>2</m:t>
-            </m:r>
-            <m:r>
-              <m:t>x</m:t>
-            </m:r>
-          </m:e>
-        </m:d>
+        <m:r>
+          <m:rPr>
+            <m:sty m:val="p"/>
+          </m:rPr>
+          <m:t>|</m:t>
+        </m:r>
+        <m:r>
+          <m:t>5</m:t>
+        </m:r>
+        <m:r>
+          <m:rPr>
+            <m:sty m:val="p"/>
+          </m:rPr>
+          <m:t>−</m:t>
+        </m:r>
+        <m:r>
+          <m:t>2</m:t>
+        </m:r>
+        <m:r>
+          <m:t>x</m:t>
+        </m:r>
+        <m:r>
+          <m:rPr>
+            <m:sty m:val="p"/>
+          </m:rPr>
+          <m:t>|</m:t>
+        </m:r>
         <m:r>
           <m:rPr>
             <m:sty m:val="p"/>
@@ -5089,31 +5085,33 @@
           </m:rPr>
           <m:t>ln</m:t>
         </m:r>
-        <m:d>
-          <m:dPr>
-            <m:begChr m:val="|"/>
-            <m:sepChr m:val=""/>
-            <m:endChr m:val="|"/>
-            <m:grow/>
-          </m:dPr>
-          <m:e>
-            <m:r>
-              <m:t>2</m:t>
-            </m:r>
-            <m:r>
-              <m:t>x</m:t>
-            </m:r>
-            <m:r>
-              <m:rPr>
-                <m:sty m:val="p"/>
-              </m:rPr>
-              <m:t>+</m:t>
-            </m:r>
-            <m:r>
-              <m:t>5</m:t>
-            </m:r>
-          </m:e>
-        </m:d>
+        <m:r>
+          <m:rPr>
+            <m:sty m:val="p"/>
+          </m:rPr>
+          <m:t>|</m:t>
+        </m:r>
+        <m:r>
+          <m:t>2</m:t>
+        </m:r>
+        <m:r>
+          <m:t>x</m:t>
+        </m:r>
+        <m:r>
+          <m:rPr>
+            <m:sty m:val="p"/>
+          </m:rPr>
+          <m:t>+</m:t>
+        </m:r>
+        <m:r>
+          <m:t>5</m:t>
+        </m:r>
+        <m:r>
+          <m:rPr>
+            <m:sty m:val="p"/>
+          </m:rPr>
+          <m:t>|</m:t>
+        </m:r>
         <m:r>
           <m:rPr>
             <m:sty m:val="p"/>
@@ -5239,50 +5237,39 @@
           </m:rPr>
           <m:t>ln</m:t>
         </m:r>
-        <m:d>
-          <m:dPr>
-            <m:begChr m:val="|"/>
-            <m:sepChr m:val=""/>
-            <m:endChr m:val="|"/>
-            <m:grow/>
-          </m:dPr>
-          <m:e>
-            <m:r>
-              <m:t>5</m:t>
-            </m:r>
-            <m:d>
-              <m:dPr>
-                <m:begChr m:val="("/>
-                <m:sepChr m:val=""/>
-                <m:endChr m:val=")"/>
-                <m:grow/>
-              </m:dPr>
-              <m:e>
-                <m:r>
-                  <m:t>x</m:t>
-                </m:r>
-                <m:r>
-                  <m:rPr>
-                    <m:sty m:val="p"/>
-                  </m:rPr>
-                  <m:t>−</m:t>
-                </m:r>
-                <m:r>
-                  <m:t>2</m:t>
-                </m:r>
-              </m:e>
-            </m:d>
-            <m:r>
-              <m:rPr>
-                <m:sty m:val="p"/>
-              </m:rPr>
-              <m:t>+</m:t>
-            </m:r>
-            <m:r>
-              <m:t>1</m:t>
-            </m:r>
-          </m:e>
-        </m:d>
+        <m:r>
+          <m:rPr>
+            <m:sty m:val="p"/>
+          </m:rPr>
+          <m:t>|</m:t>
+        </m:r>
+        <m:r>
+          <m:t>5</m:t>
+        </m:r>
+        <m:r>
+          <m:rPr>
+            <m:sty m:val="p"/>
+          </m:rPr>
+          <m:t>(</m:t>
+        </m:r>
+        <m:r>
+          <m:t>x</m:t>
+        </m:r>
+        <m:r>
+          <m:rPr>
+            <m:sty m:val="p"/>
+          </m:rPr>
+          <m:t>−</m:t>
+        </m:r>
+        <m:r>
+          <m:t>2</m:t>
+        </m:r>
+        <m:r>
+          <m:rPr>
+            <m:sty m:val="p"/>
+          </m:rPr>
+          <m:t>)</m:t>
+        </m:r>
         <m:r>
           <m:rPr>
             <m:sty m:val="p"/>
@@ -5290,6 +5277,21 @@
           <m:t>+</m:t>
         </m:r>
         <m:r>
+          <m:t>1</m:t>
+        </m:r>
+        <m:r>
+          <m:rPr>
+            <m:sty m:val="p"/>
+          </m:rPr>
+          <m:t>|</m:t>
+        </m:r>
+        <m:r>
+          <m:rPr>
+            <m:sty m:val="p"/>
+          </m:rPr>
+          <m:t>+</m:t>
+        </m:r>
+        <m:r>
           <m:t>C</m:t>
         </m:r>
         <m:r>
@@ -5321,28 +5323,30 @@
         <m:r>
           <m:t>5</m:t>
         </m:r>
-        <m:d>
-          <m:dPr>
-            <m:begChr m:val="("/>
-            <m:sepChr m:val=""/>
-            <m:endChr m:val=")"/>
-            <m:grow/>
-          </m:dPr>
-          <m:e>
-            <m:r>
-              <m:t>x</m:t>
-            </m:r>
-            <m:r>
-              <m:rPr>
-                <m:sty m:val="p"/>
-              </m:rPr>
-              <m:t>−</m:t>
-            </m:r>
-            <m:r>
-              <m:t>2</m:t>
-            </m:r>
-          </m:e>
-        </m:d>
+        <m:r>
+          <m:rPr>
+            <m:sty m:val="p"/>
+          </m:rPr>
+          <m:t>(</m:t>
+        </m:r>
+        <m:r>
+          <m:t>x</m:t>
+        </m:r>
+        <m:r>
+          <m:rPr>
+            <m:sty m:val="p"/>
+          </m:rPr>
+          <m:t>−</m:t>
+        </m:r>
+        <m:r>
+          <m:t>2</m:t>
+        </m:r>
+        <m:r>
+          <m:rPr>
+            <m:sty m:val="p"/>
+          </m:rPr>
+          <m:t>)</m:t>
+        </m:r>
         <m:r>
           <m:rPr>
             <m:sty m:val="p"/>
@@ -5386,8 +5390,8 @@
         <w:t xml:space="preserve">.</w:t>
       </w:r>
     </w:p>
-    <w:bookmarkEnd w:id="23"/>
-    <w:bookmarkStart w:id="24" w:name="q4"/>
+    <w:bookmarkEnd w:id="12"/>
+    <w:bookmarkStart w:id="13" w:name="q4"/>
     <w:p>
       <w:pPr>
         <w:pStyle w:val="Heading3"/>
@@ -5425,42 +5429,44 @@
             </m:r>
           </m:den>
         </m:f>
+        <m:r>
+          <m:rPr>
+            <m:sty m:val="p"/>
+          </m:rPr>
+          <m:t>(</m:t>
+        </m:r>
+        <m:r>
+          <m:t>3</m:t>
+        </m:r>
         <m:sSup>
           <m:e>
-            <m:d>
-              <m:dPr>
-                <m:begChr m:val="("/>
-                <m:sepChr m:val=""/>
-                <m:endChr m:val=")"/>
-                <m:grow/>
-              </m:dPr>
-              <m:e>
-                <m:r>
-                  <m:t>3</m:t>
-                </m:r>
-                <m:sSup>
-                  <m:e>
-                    <m:r>
-                      <m:t>x</m:t>
-                    </m:r>
-                  </m:e>
-                  <m:sup>
-                    <m:r>
-                      <m:t>2</m:t>
-                    </m:r>
-                  </m:sup>
-                </m:sSup>
-                <m:r>
-                  <m:rPr>
-                    <m:sty m:val="p"/>
-                  </m:rPr>
-                  <m:t>+</m:t>
-                </m:r>
-                <m:r>
-                  <m:t>2</m:t>
-                </m:r>
-              </m:e>
-            </m:d>
+            <m:r>
+              <m:t>x</m:t>
+            </m:r>
+          </m:e>
+          <m:sup>
+            <m:r>
+              <m:t>2</m:t>
+            </m:r>
+          </m:sup>
+        </m:sSup>
+        <m:r>
+          <m:rPr>
+            <m:sty m:val="p"/>
+          </m:rPr>
+          <m:t>+</m:t>
+        </m:r>
+        <m:r>
+          <m:t>2</m:t>
+        </m:r>
+        <m:sSup>
+          <m:e>
+            <m:r>
+              <m:rPr>
+                <m:sty m:val="p"/>
+              </m:rPr>
+              <m:t>)</m:t>
+            </m:r>
           </m:e>
           <m:sup>
             <m:r>
@@ -5564,33 +5570,35 @@
             </m:r>
           </m:den>
         </m:f>
+        <m:r>
+          <m:rPr>
+            <m:sty m:val="p"/>
+          </m:rPr>
+          <m:t>(</m:t>
+        </m:r>
+        <m:r>
+          <m:t>5</m:t>
+        </m:r>
+        <m:r>
+          <m:t>x</m:t>
+        </m:r>
+        <m:r>
+          <m:rPr>
+            <m:sty m:val="p"/>
+          </m:rPr>
+          <m:t>−</m:t>
+        </m:r>
+        <m:r>
+          <m:t>7</m:t>
+        </m:r>
         <m:sSup>
           <m:e>
-            <m:d>
-              <m:dPr>
-                <m:begChr m:val="("/>
-                <m:sepChr m:val=""/>
-                <m:endChr m:val=")"/>
-                <m:grow/>
-              </m:dPr>
-              <m:e>
-                <m:r>
-                  <m:t>5</m:t>
-                </m:r>
-                <m:r>
-                  <m:t>x</m:t>
-                </m:r>
-                <m:r>
-                  <m:rPr>
-                    <m:sty m:val="p"/>
-                  </m:rPr>
-                  <m:t>−</m:t>
-                </m:r>
-                <m:r>
-                  <m:t>7</m:t>
-                </m:r>
-              </m:e>
-            </m:d>
+            <m:r>
+              <m:rPr>
+                <m:sty m:val="p"/>
+              </m:rPr>
+              <m:t>)</m:t>
+            </m:r>
           </m:e>
           <m:sup>
             <m:r>
@@ -5676,40 +5684,42 @@
           </m:rPr>
           <m:t>exp</m:t>
         </m:r>
-        <m:d>
-          <m:dPr>
-            <m:begChr m:val="("/>
-            <m:sepChr m:val=""/>
-            <m:endChr m:val=")"/>
-            <m:grow/>
-          </m:dPr>
+        <m:r>
+          <m:rPr>
+            <m:sty m:val="p"/>
+          </m:rPr>
+          <m:t>(</m:t>
+        </m:r>
+        <m:r>
+          <m:t>4</m:t>
+        </m:r>
+        <m:sSup>
           <m:e>
             <m:r>
-              <m:t>4</m:t>
-            </m:r>
-            <m:sSup>
-              <m:e>
-                <m:r>
-                  <m:t>x</m:t>
-                </m:r>
-              </m:e>
-              <m:sup>
-                <m:r>
-                  <m:t>2</m:t>
-                </m:r>
-              </m:sup>
-            </m:sSup>
-            <m:r>
-              <m:rPr>
-                <m:sty m:val="p"/>
-              </m:rPr>
-              <m:t>−</m:t>
-            </m:r>
-            <m:r>
-              <m:t>1</m:t>
+              <m:t>x</m:t>
             </m:r>
           </m:e>
-        </m:d>
+          <m:sup>
+            <m:r>
+              <m:t>2</m:t>
+            </m:r>
+          </m:sup>
+        </m:sSup>
+        <m:r>
+          <m:rPr>
+            <m:sty m:val="p"/>
+          </m:rPr>
+          <m:t>−</m:t>
+        </m:r>
+        <m:r>
+          <m:t>1</m:t>
+        </m:r>
+        <m:r>
+          <m:rPr>
+            <m:sty m:val="p"/>
+          </m:rPr>
+          <m:t>)</m:t>
+        </m:r>
         <m:r>
           <m:rPr>
             <m:sty m:val="p"/>
@@ -5932,40 +5942,42 @@
           </m:rPr>
           <m:t>sin</m:t>
         </m:r>
-        <m:d>
-          <m:dPr>
-            <m:begChr m:val="("/>
-            <m:sepChr m:val=""/>
-            <m:endChr m:val=")"/>
-            <m:grow/>
-          </m:dPr>
+        <m:r>
+          <m:rPr>
+            <m:sty m:val="p"/>
+          </m:rPr>
+          <m:t>(</m:t>
+        </m:r>
+        <m:r>
+          <m:t>3</m:t>
+        </m:r>
+        <m:sSup>
           <m:e>
             <m:r>
-              <m:t>3</m:t>
-            </m:r>
-            <m:sSup>
-              <m:e>
-                <m:r>
-                  <m:t>x</m:t>
-                </m:r>
-              </m:e>
-              <m:sup>
-                <m:r>
-                  <m:t>2</m:t>
-                </m:r>
-              </m:sup>
-            </m:sSup>
-            <m:r>
-              <m:rPr>
-                <m:sty m:val="p"/>
-              </m:rPr>
-              <m:t>+</m:t>
-            </m:r>
+              <m:t>x</m:t>
+            </m:r>
+          </m:e>
+          <m:sup>
             <m:r>
               <m:t>2</m:t>
             </m:r>
-          </m:e>
-        </m:d>
+          </m:sup>
+        </m:sSup>
+        <m:r>
+          <m:rPr>
+            <m:sty m:val="p"/>
+          </m:rPr>
+          <m:t>+</m:t>
+        </m:r>
+        <m:r>
+          <m:t>2</m:t>
+        </m:r>
+        <m:r>
+          <m:rPr>
+            <m:sty m:val="p"/>
+          </m:rPr>
+          <m:t>)</m:t>
+        </m:r>
         <m:r>
           <m:rPr>
             <m:sty m:val="p"/>
@@ -6053,40 +6065,42 @@
           </m:rPr>
           <m:t>exp</m:t>
         </m:r>
-        <m:d>
-          <m:dPr>
-            <m:begChr m:val="("/>
-            <m:sepChr m:val=""/>
-            <m:endChr m:val=")"/>
-            <m:grow/>
-          </m:dPr>
+        <m:r>
+          <m:rPr>
+            <m:sty m:val="p"/>
+          </m:rPr>
+          <m:t>(</m:t>
+        </m:r>
+        <m:sSup>
           <m:e>
-            <m:sSup>
-              <m:e>
-                <m:r>
-                  <m:t>x</m:t>
-                </m:r>
-              </m:e>
-              <m:sup>
-                <m:r>
-                  <m:t>2</m:t>
-                </m:r>
-              </m:sup>
-            </m:sSup>
-            <m:r>
-              <m:rPr>
-                <m:sty m:val="p"/>
-              </m:rPr>
-              <m:t>+</m:t>
-            </m:r>
-            <m:r>
-              <m:t>3</m:t>
-            </m:r>
             <m:r>
               <m:t>x</m:t>
             </m:r>
           </m:e>
-        </m:d>
+          <m:sup>
+            <m:r>
+              <m:t>2</m:t>
+            </m:r>
+          </m:sup>
+        </m:sSup>
+        <m:r>
+          <m:rPr>
+            <m:sty m:val="p"/>
+          </m:rPr>
+          <m:t>+</m:t>
+        </m:r>
+        <m:r>
+          <m:t>3</m:t>
+        </m:r>
+        <m:r>
+          <m:t>x</m:t>
+        </m:r>
+        <m:r>
+          <m:rPr>
+            <m:sty m:val="p"/>
+          </m:rPr>
+          <m:t>)</m:t>
+        </m:r>
         <m:r>
           <m:rPr>
             <m:sty m:val="p"/>
@@ -6314,46 +6328,48 @@
           </m:rPr>
           <m:t>ln</m:t>
         </m:r>
-        <m:d>
-          <m:dPr>
-            <m:begChr m:val="|"/>
-            <m:sepChr m:val=""/>
-            <m:endChr m:val="|"/>
-            <m:grow/>
-          </m:dPr>
+        <m:r>
+          <m:rPr>
+            <m:sty m:val="p"/>
+          </m:rPr>
+          <m:t>|</m:t>
+        </m:r>
+        <m:r>
+          <m:t>2</m:t>
+        </m:r>
+        <m:sSup>
           <m:e>
-            <m:r>
-              <m:t>2</m:t>
-            </m:r>
-            <m:sSup>
-              <m:e>
-                <m:r>
-                  <m:rPr>
-                    <m:sty m:val="p"/>
-                  </m:rPr>
-                  <m:t>e</m:t>
-                </m:r>
-              </m:e>
-              <m:sup>
-                <m:r>
-                  <m:t>5</m:t>
-                </m:r>
-                <m:r>
-                  <m:t>x</m:t>
-                </m:r>
-              </m:sup>
-            </m:sSup>
             <m:r>
               <m:rPr>
                 <m:sty m:val="p"/>
               </m:rPr>
-              <m:t>+</m:t>
-            </m:r>
-            <m:r>
-              <m:t>3</m:t>
+              <m:t>e</m:t>
             </m:r>
           </m:e>
-        </m:d>
+          <m:sup>
+            <m:r>
+              <m:t>5</m:t>
+            </m:r>
+            <m:r>
+              <m:t>x</m:t>
+            </m:r>
+          </m:sup>
+        </m:sSup>
+        <m:r>
+          <m:rPr>
+            <m:sty m:val="p"/>
+          </m:rPr>
+          <m:t>+</m:t>
+        </m:r>
+        <m:r>
+          <m:t>3</m:t>
+        </m:r>
+        <m:r>
+          <m:rPr>
+            <m:sty m:val="p"/>
+          </m:rPr>
+          <m:t>|</m:t>
+        </m:r>
         <m:r>
           <m:rPr>
             <m:sty m:val="p"/>
@@ -6453,40 +6469,42 @@
           </m:rPr>
           <m:t>cos</m:t>
         </m:r>
-        <m:d>
-          <m:dPr>
-            <m:begChr m:val="("/>
-            <m:sepChr m:val=""/>
-            <m:endChr m:val=")"/>
-            <m:grow/>
-          </m:dPr>
+        <m:r>
+          <m:rPr>
+            <m:sty m:val="p"/>
+          </m:rPr>
+          <m:t>(</m:t>
+        </m:r>
+        <m:r>
+          <m:t>4</m:t>
+        </m:r>
+        <m:r>
+          <m:rPr>
+            <m:sty m:val="p"/>
+          </m:rPr>
+          <m:t>−</m:t>
+        </m:r>
+        <m:r>
+          <m:t>2</m:t>
+        </m:r>
+        <m:sSup>
           <m:e>
             <m:r>
-              <m:t>4</m:t>
-            </m:r>
-            <m:r>
-              <m:rPr>
-                <m:sty m:val="p"/>
-              </m:rPr>
-              <m:t>−</m:t>
-            </m:r>
+              <m:t>x</m:t>
+            </m:r>
+          </m:e>
+          <m:sup>
             <m:r>
               <m:t>2</m:t>
             </m:r>
-            <m:sSup>
-              <m:e>
-                <m:r>
-                  <m:t>x</m:t>
-                </m:r>
-              </m:e>
-              <m:sup>
-                <m:r>
-                  <m:t>2</m:t>
-                </m:r>
-              </m:sup>
-            </m:sSup>
-          </m:e>
-        </m:d>
+          </m:sup>
+        </m:sSup>
+        <m:r>
+          <m:rPr>
+            <m:sty m:val="p"/>
+          </m:rPr>
+          <m:t>)</m:t>
+        </m:r>
         <m:r>
           <m:rPr>
             <m:sty m:val="p"/>
@@ -6678,9 +6696,9 @@
         </w:pict>
       </w:r>
     </w:p>
-    <w:bookmarkEnd w:id="24"/>
-    <w:bookmarkEnd w:id="25"/>
-    <w:bookmarkStart w:id="27" w:name="version-history-and-licensing"/>
+    <w:bookmarkEnd w:id="13"/>
+    <w:bookmarkEnd w:id="14"/>
+    <w:bookmarkStart w:id="16" w:name="version-history-and-licensing"/>
     <w:p>
       <w:pPr>
         <w:pStyle w:val="Heading2"/>
@@ -6701,7 +6719,7 @@
       <w:pPr>
         <w:pStyle w:val="BodyText"/>
       </w:pPr>
-      <w:hyperlink r:id="rId26">
+      <w:hyperlink r:id="rId15">
         <w:r>
           <w:rPr>
             <w:rStyle w:val="Hyperlink"/>
@@ -6710,7 +6728,7 @@
         </w:r>
       </w:hyperlink>
     </w:p>
-    <w:bookmarkEnd w:id="27"/>
+    <w:bookmarkEnd w:id="16"/>
     <w:sectPr>
       <w:pgSz w:h="15840" w:w="12240"/>
       <w:pgMar w:bottom="1440" w:footer="720" w:gutter="0" w:header="720" w:left="1440" w:right="1440" w:top="1440"/>
